--- a/plantillas/inmobiliaria/D6_Metodologia_EBR_v3.docx
+++ b/plantillas/inmobiliaria/D6_Metodologia_EBR_v3.docx
@@ -389,7 +389,7 @@
           <w:sz w:val="20"/>
           <w:szCs w:val="20"/>
         </w:rPr>
-        <w:t xml:space="preserve">La Metodología EBR establece el procedimiento para la evaluación, clasificación y gestión del Riesgo PLD/FT de los Clientes o Usuarias de [EMPRESA], en cumplimiento del artículo 18, fracción III de la LFPIORPI, y del Capítulo II Quáter de las Reglas de Carácter General (RCG). Cada cliente se evalúa mediante 7 indicadores agrupados en los 4 elementos de Riesgo que exige el Art. 10 Septies 1 de las RCG, con una ponderación diferenciada por elemento, produciendo una puntuación total que determina su Grado de Riesgo individual conforme al Capítulo III Bis de las RCG.</w:t>
+        <w:t xml:space="preserve">La Metodología EBR establece el procedimiento para la evaluación, clasificación y gestión del Riesgo PLD/FT de los Clientes o Usuarias de [EMPRESA], en cumplimiento del artículo 18, fracción VII de la LFPIORPI, y del Capítulo II Quáter de las Reglas de Carácter General (RCG). Cada cliente se evalúa mediante 7 indicadores agrupados en los 4 elementos de Riesgo que exige el Art. 10 Septies 1 de las RCG, con una ponderación diferenciada por elemento, produciendo una puntuación total que determina su Grado de Riesgo individual conforme al Capítulo III Bis de las RCG.</w:t>
       </w:r>
     </w:p>
     <w:p>
@@ -730,29 +730,29 @@
                 <w:sz w:val="18"/>
                 <w:szCs w:val="18"/>
               </w:rPr>
-              <w:t xml:space="preserve">Entre 4,000 y 8,025 UMA (~$469,240 a $941,512 MXN)</w:t>
-            </w:r>
-          </w:p>
-        </w:tc>
-        <w:tc>
-          <w:tcPr>
-            <w:tcW w:type="dxa" w:w="2400"/>
-            <w:tcMar>
-              <w:top w:type="dxa" w:w="70"/>
-              <w:left w:type="dxa" w:w="100"/>
-              <w:bottom w:type="dxa" w:w="70"/>
-              <w:right w:type="dxa" w:w="100"/>
-            </w:tcMar>
-          </w:tcPr>
-          <w:p>
-            <w:r>
-              <w:rPr>
-                <w:b w:val="false"/>
-                <w:bCs w:val="false"/>
-                <w:sz w:val="18"/>
-                <w:szCs w:val="18"/>
-              </w:rPr>
-              <w:t xml:space="preserve">Superior a 8,025 UMA (&gt;$941,512 MXN) — requiere Aviso al SAT</w:t>
+              <w:t xml:space="preserve">Entre 4,000 y 8,025 UMA (~$469,240 a $941,413 MXN)</w:t>
+            </w:r>
+          </w:p>
+        </w:tc>
+        <w:tc>
+          <w:tcPr>
+            <w:tcW w:type="dxa" w:w="2400"/>
+            <w:tcMar>
+              <w:top w:type="dxa" w:w="70"/>
+              <w:left w:type="dxa" w:w="100"/>
+              <w:bottom w:type="dxa" w:w="70"/>
+              <w:right w:type="dxa" w:w="100"/>
+            </w:tcMar>
+          </w:tcPr>
+          <w:p>
+            <w:r>
+              <w:rPr>
+                <w:b w:val="false"/>
+                <w:bCs w:val="false"/>
+                <w:sz w:val="18"/>
+                <w:szCs w:val="18"/>
+              </w:rPr>
+              <w:t xml:space="preserve">Superior a 8,025 UMA (&gt;$941,413 MXN) — requiere Aviso al SAT</w:t>
             </w:r>
           </w:p>
         </w:tc>
